--- a/Code/Regulatory_Analysis.docx
+++ b/Code/Regulatory_Analysis.docx
@@ -162,12 +162,6 @@
         <w:gridCol w:w="6160"/>
       </w:tblGrid>
       <w:tr>
-        <w:tblPrEx>
-          <w:tblCellMar>
-            <w:top w:w="0" w:type="dxa"/>
-            <w:bottom w:w="0" w:type="dxa"/>
-          </w:tblCellMar>
-        </w:tblPrEx>
         <w:tc>
           <w:tcPr>
             <w:tcW w:w="3200" w:type="dxa"/>
@@ -228,12 +222,6 @@
         </w:tc>
       </w:tr>
       <w:tr>
-        <w:tblPrEx>
-          <w:tblCellMar>
-            <w:top w:w="0" w:type="dxa"/>
-            <w:bottom w:w="0" w:type="dxa"/>
-          </w:tblCellMar>
-        </w:tblPrEx>
         <w:tc>
           <w:tcPr>
             <w:tcW w:w="3200" w:type="dxa"/>
@@ -288,12 +276,6 @@
         </w:tc>
       </w:tr>
       <w:tr>
-        <w:tblPrEx>
-          <w:tblCellMar>
-            <w:top w:w="0" w:type="dxa"/>
-            <w:bottom w:w="0" w:type="dxa"/>
-          </w:tblCellMar>
-        </w:tblPrEx>
         <w:tc>
           <w:tcPr>
             <w:tcW w:w="3200" w:type="dxa"/>
@@ -348,12 +330,6 @@
         </w:tc>
       </w:tr>
       <w:tr>
-        <w:tblPrEx>
-          <w:tblCellMar>
-            <w:top w:w="0" w:type="dxa"/>
-            <w:bottom w:w="0" w:type="dxa"/>
-          </w:tblCellMar>
-        </w:tblPrEx>
         <w:tc>
           <w:tcPr>
             <w:tcW w:w="3200" w:type="dxa"/>
@@ -408,12 +384,6 @@
         </w:tc>
       </w:tr>
       <w:tr>
-        <w:tblPrEx>
-          <w:tblCellMar>
-            <w:top w:w="0" w:type="dxa"/>
-            <w:bottom w:w="0" w:type="dxa"/>
-          </w:tblCellMar>
-        </w:tblPrEx>
         <w:tc>
           <w:tcPr>
             <w:tcW w:w="3200" w:type="dxa"/>
@@ -468,12 +438,6 @@
         </w:tc>
       </w:tr>
       <w:tr>
-        <w:tblPrEx>
-          <w:tblCellMar>
-            <w:top w:w="0" w:type="dxa"/>
-            <w:bottom w:w="0" w:type="dxa"/>
-          </w:tblCellMar>
-        </w:tblPrEx>
         <w:tc>
           <w:tcPr>
             <w:tcW w:w="3200" w:type="dxa"/>
@@ -545,6 +509,12 @@
         <w:spacing w:before="200"/>
         <w:jc w:val="right"/>
       </w:pPr>
+      <w:r>
+        <w:t xml:space="preserve"> </w:t>
+      </w:r>
+      <w:r>
+        <w:tab/>
+      </w:r>
     </w:p>
     <w:sectPr>
       <w:pgSz w:w="12240" w:h="15840"/>
